--- a/STUDIO_FUNDAMENTOS_NEGOCIO.docx
+++ b/STUDIO_FUNDAMENTOS_NEGOCIO.docx
@@ -672,14 +672,15 @@
             <w:pPr>
               <w:spacing w:after="40" w:line="252" w:lineRule="auto"/>
             </w:pPr>
-            <w:r/>
+            <w:r>
+              <w:t>$350 - $350</w:t>
+            </w:r>
             <w:r>
               <w:rPr>
                 <w:rFonts w:ascii="Arial" w:hAnsi="Arial"/>
                 <w:b w:val="0"/>
                 <w:sz w:val="18"/>
               </w:rPr>
-              <w:t>$250 - $350</w:t>
             </w:r>
           </w:p>
         </w:tc>
@@ -774,14 +775,15 @@
             <w:pPr>
               <w:spacing w:after="40" w:line="252" w:lineRule="auto"/>
             </w:pPr>
-            <w:r/>
+            <w:r>
+              <w:t>$750 - $900</w:t>
+            </w:r>
             <w:r>
               <w:rPr>
                 <w:rFonts w:ascii="Arial" w:hAnsi="Arial"/>
                 <w:b w:val="0"/>
                 <w:sz w:val="18"/>
               </w:rPr>
-              <w:t>$500 - $900</w:t>
             </w:r>
           </w:p>
         </w:tc>
@@ -876,14 +878,15 @@
             <w:pPr>
               <w:spacing w:after="40" w:line="252" w:lineRule="auto"/>
             </w:pPr>
-            <w:r/>
+            <w:r>
+              <w:t>Desde $1,500</w:t>
+            </w:r>
             <w:r>
               <w:rPr>
                 <w:rFonts w:ascii="Arial" w:hAnsi="Arial"/>
                 <w:b w:val="0"/>
                 <w:sz w:val="18"/>
               </w:rPr>
-              <w:t>Desde $1,200</w:t>
             </w:r>
           </w:p>
         </w:tc>
@@ -958,14 +961,15 @@
             <w:pPr>
               <w:spacing w:after="40" w:line="252" w:lineRule="auto"/>
             </w:pPr>
-            <w:r/>
+            <w:r>
+              <w:t>Integraciones y Automatizaci?n Operativa</w:t>
+            </w:r>
             <w:r>
               <w:rPr>
                 <w:rFonts w:ascii="Arial" w:hAnsi="Arial"/>
                 <w:b w:val="0"/>
                 <w:sz w:val="18"/>
               </w:rPr>
-              <w:t>Automatizacion Simple</w:t>
             </w:r>
           </w:p>
         </w:tc>
@@ -978,14 +982,15 @@
             <w:pPr>
               <w:spacing w:after="40" w:line="252" w:lineRule="auto"/>
             </w:pPr>
-            <w:r/>
+            <w:r>
+              <w:t>Desde $400</w:t>
+            </w:r>
             <w:r>
               <w:rPr>
                 <w:rFonts w:ascii="Arial" w:hAnsi="Arial"/>
                 <w:b w:val="0"/>
                 <w:sz w:val="18"/>
               </w:rPr>
-              <w:t>Desde $300</w:t>
             </w:r>
           </w:p>
         </w:tc>
@@ -1916,14 +1921,15 @@
             <w:pPr>
               <w:spacing w:after="40" w:line="252" w:lineRule="auto"/>
             </w:pPr>
-            <w:r/>
+            <w:r>
+              <w:t>$1,500</w:t>
+            </w:r>
             <w:r>
               <w:rPr>
                 <w:rFonts w:ascii="Arial" w:hAnsi="Arial"/>
                 <w:b w:val="0"/>
                 <w:sz w:val="18"/>
               </w:rPr>
-              <w:t>$1,200</w:t>
             </w:r>
           </w:p>
         </w:tc>
@@ -2136,6 +2142,67 @@
       </w:tr>
     </w:tbl>
     <w:p/>
+    <w:p/>
+    <w:p>
+      <w:pPr>
+        <w:pStyle w:val="Heading2"/>
+      </w:pPr>
+      <w:r>
+        <w:t>Oferta Actual y Roadmap</w:t>
+      </w:r>
+    </w:p>
+    <w:p>
+      <w:r>
+        <w:t>Oferta Actual</w:t>
+      </w:r>
+    </w:p>
+    <w:p>
+      <w:r>
+        <w:t>? Desarrollo Web</w:t>
+      </w:r>
+    </w:p>
+    <w:p>
+      <w:r>
+        <w:t>? Sistemas Web</w:t>
+      </w:r>
+    </w:p>
+    <w:p>
+      <w:r>
+        <w:t>? Integraciones y Automatizaci?n Operativa</w:t>
+      </w:r>
+    </w:p>
+    <w:p/>
+    <w:p>
+      <w:r>
+        <w:t>Roadmap</w:t>
+      </w:r>
+    </w:p>
+    <w:p>
+      <w:r>
+        <w:t>? AutoPro</w:t>
+      </w:r>
+    </w:p>
+    <w:p>
+      <w:r>
+        <w:t>? Productos futuros</w:t>
+      </w:r>
+    </w:p>
+    <w:p>
+      <w:r>
+        <w:t>? IA avanzada</w:t>
+      </w:r>
+    </w:p>
+    <w:p>
+      <w:r>
+        <w:t>? Proyectos SaaS</w:t>
+      </w:r>
+    </w:p>
+    <w:p/>
+    <w:p>
+      <w:r>
+        <w:t>La oferta actual no debe mezclarse con el roadmap en materiales comerciales.</w:t>
+      </w:r>
+    </w:p>
     <w:sectPr>
       <w:pgSz w:w="12240" w:h="15840"/>
       <w:pgMar w:top="1080" w:right="1152" w:bottom="1080" w:left="1152" w:header="720" w:footer="720" w:gutter="0"/>
